--- a/src/db/seed-data/docs/module15-prompt-tao-anh.docx
+++ b/src/db/seed-data/docs/module15-prompt-tao-anh.docx
@@ -205,7 +205,7 @@
           <w:color w:val="6B7280"/>
           <w:sz w:val="20"/>
         </w:rPr>
-        <w:t xml:space="preserve">Thay các phần [trong ngoặc vuông] bằng thông tin của bạn.</w:t>
+        <w:t xml:space="preserve">Thay các phần [trong ngoặc vuông] bằng thông tin của bạn. Khi dán vào công cụ AI nên dùng bản tiếng Anh (EN); bản dịch tiếng Việt giúp hiểu nội dung.</w:t>
       </w:r>
     </w:p>
     <w:p>
@@ -223,6 +223,19 @@
     </w:p>
     <w:p>
       <w:pPr>
+        <w:spacing w:before="0" w:after="40"/>
+      </w:pPr>
+      <w:r>
+        <w:rPr>
+          <w:b/>
+          <w:color w:val="6B7280"/>
+          <w:sz w:val="18"/>
+        </w:rPr>
+        <w:t xml:space="preserve">EN – Prompt gốc</w:t>
+      </w:r>
+    </w:p>
+    <w:p>
+      <w:pPr>
         <w:spacing w:before="0" w:after="0"/>
         <w:shd w:val="clear" w:color="auto" w:fill="F3F4F6"/>
         <w:ind w:left="200" w:right="200"/>
@@ -300,6 +313,97 @@
       <w:r>
         <w:rPr>
           <w:rFonts w:ascii="Consolas" w:hAnsi="Consolas" w:cs="Consolas"/>
+          <w:sz w:val="21"/>
+        </w:rPr>
+        <w:t xml:space="preserve">--ar [tỉ lệ: 4:5] --style raw</w:t>
+      </w:r>
+    </w:p>
+    <w:p>
+      <w:pPr>
+        <w:spacing w:before="120" w:after="40"/>
+      </w:pPr>
+      <w:r>
+        <w:rPr>
+          <w:b/>
+          <w:color w:val="047857"/>
+          <w:sz w:val="18"/>
+        </w:rPr>
+        <w:t xml:space="preserve">VI – Bản dịch tiếng Việt</w:t>
+      </w:r>
+    </w:p>
+    <w:p>
+      <w:pPr>
+        <w:spacing w:before="0" w:after="0"/>
+        <w:shd w:val="clear" w:color="auto" w:fill="ECFDF5"/>
+        <w:ind w:left="200" w:right="200"/>
+      </w:pPr>
+      <w:r>
+        <w:rPr>
+          <w:sz w:val="21"/>
+        </w:rPr>
+        <w:t xml:space="preserve">Ảnh chân dung siêu thực của [mô tả người: ví dụ một phụ nữ Việt Nam 28 tuổi, tóc đen ngang vai], mặc [trang phục], [biểu cảm: nụ cười nhẹ tự nhiên], ánh mắt hơi lệch khỏi máy ảnh.</w:t>
+      </w:r>
+    </w:p>
+    <w:p>
+      <w:pPr>
+        <w:spacing w:before="0" w:after="0"/>
+        <w:shd w:val="clear" w:color="auto" w:fill="ECFDF5"/>
+        <w:ind w:left="200" w:right="200"/>
+      </w:pPr>
+      <w:r>
+        <w:rPr>
+          <w:sz w:val="21"/>
+        </w:rPr>
+        <w:t xml:space="preserve">Bối cảnh: [bối cảnh: một quán cà phê ấm cúng ở Hà Nội với nội thất gỗ ấm], hậu cảnh xóa phông nhẹ.</w:t>
+      </w:r>
+    </w:p>
+    <w:p>
+      <w:pPr>
+        <w:spacing w:before="0" w:after="0"/>
+        <w:shd w:val="clear" w:color="auto" w:fill="ECFDF5"/>
+        <w:ind w:left="200" w:right="200"/>
+      </w:pPr>
+      <w:r>
+        <w:rPr>
+          <w:sz w:val="21"/>
+        </w:rPr>
+        <w:t xml:space="preserve">Ánh sáng: ánh sáng cửa sổ mềm từ bên trái, viền sáng nhẹ, màu da tự nhiên.</w:t>
+      </w:r>
+    </w:p>
+    <w:p>
+      <w:pPr>
+        <w:spacing w:before="0" w:after="0"/>
+        <w:shd w:val="clear" w:color="auto" w:fill="ECFDF5"/>
+        <w:ind w:left="200" w:right="200"/>
+      </w:pPr>
+      <w:r>
+        <w:rPr>
+          <w:sz w:val="21"/>
+        </w:rPr>
+        <w:t xml:space="preserve">Máy ảnh: chụp bằng Sony A7 IV, ống kính 85mm f/1.4, độ sâu trường ảnh nông, góc ngang tầm mắt.</w:t>
+      </w:r>
+    </w:p>
+    <w:p>
+      <w:pPr>
+        <w:spacing w:before="0" w:after="0"/>
+        <w:shd w:val="clear" w:color="auto" w:fill="ECFDF5"/>
+        <w:ind w:left="200" w:right="200"/>
+      </w:pPr>
+      <w:r>
+        <w:rPr>
+          <w:sz w:val="21"/>
+        </w:rPr>
+        <w:t xml:space="preserve">Phong cách: ảnh lifestyle kiểu tạp chí, kết cấu da tự nhiên, hạt phim nhẹ, chi tiết cao, nét căng ở mắt.</w:t>
+      </w:r>
+    </w:p>
+    <w:p>
+      <w:pPr>
+        <w:spacing w:before="0" w:after="0"/>
+        <w:shd w:val="clear" w:color="auto" w:fill="ECFDF5"/>
+        <w:ind w:left="200" w:right="200"/>
+      </w:pPr>
+      <w:r>
+        <w:rPr>
           <w:sz w:val="21"/>
         </w:rPr>
         <w:t xml:space="preserve">--ar [tỉ lệ: 4:5] --style raw</w:t>
@@ -320,6 +424,19 @@
     </w:p>
     <w:p>
       <w:pPr>
+        <w:spacing w:before="0" w:after="40"/>
+      </w:pPr>
+      <w:r>
+        <w:rPr>
+          <w:b/>
+          <w:color w:val="6B7280"/>
+          <w:sz w:val="18"/>
+        </w:rPr>
+        <w:t xml:space="preserve">EN – Prompt gốc</w:t>
+      </w:r>
+    </w:p>
+    <w:p>
+      <w:pPr>
         <w:spacing w:before="0" w:after="0"/>
         <w:shd w:val="clear" w:color="auto" w:fill="F3F4F6"/>
         <w:ind w:left="200" w:right="200"/>
@@ -397,6 +514,97 @@
       <w:r>
         <w:rPr>
           <w:rFonts w:ascii="Consolas" w:hAnsi="Consolas" w:cs="Consolas"/>
+          <w:sz w:val="21"/>
+        </w:rPr>
+        <w:t xml:space="preserve">--ar 16:9</w:t>
+      </w:r>
+    </w:p>
+    <w:p>
+      <w:pPr>
+        <w:spacing w:before="120" w:after="40"/>
+      </w:pPr>
+      <w:r>
+        <w:rPr>
+          <w:b/>
+          <w:color w:val="047857"/>
+          <w:sz w:val="18"/>
+        </w:rPr>
+        <w:t xml:space="preserve">VI – Bản dịch tiếng Việt</w:t>
+      </w:r>
+    </w:p>
+    <w:p>
+      <w:pPr>
+        <w:spacing w:before="0" w:after="0"/>
+        <w:shd w:val="clear" w:color="auto" w:fill="ECFDF5"/>
+        <w:ind w:left="200" w:right="200"/>
+      </w:pPr>
+      <w:r>
+        <w:rPr>
+          <w:sz w:val="21"/>
+        </w:rPr>
+        <w:t xml:space="preserve">Ảnh phong cảnh toàn cảnh rộng kiểu điện ảnh ở [địa điểm: ruộng bậc thang Mù Cang Chải] lúc [thời điểm: bình minh giờ vàng], [chi tiết: sương mỏng lơ lửng giữa các đồi, một ngôi nhà gỗ nhỏ ở xa].</w:t>
+      </w:r>
+    </w:p>
+    <w:p>
+      <w:pPr>
+        <w:spacing w:before="0" w:after="0"/>
+        <w:shd w:val="clear" w:color="auto" w:fill="ECFDF5"/>
+        <w:ind w:left="200" w:right="200"/>
+      </w:pPr>
+      <w:r>
+        <w:rPr>
+          <w:sz w:val="21"/>
+        </w:rPr>
+        <w:t xml:space="preserve">Ánh sáng: mặt trời thấp ấm áp, bóng đổ dài mềm, các tia sáng xuyên qua sương.</w:t>
+      </w:r>
+    </w:p>
+    <w:p>
+      <w:pPr>
+        <w:spacing w:before="0" w:after="0"/>
+        <w:shd w:val="clear" w:color="auto" w:fill="ECFDF5"/>
+        <w:ind w:left="200" w:right="200"/>
+      </w:pPr>
+      <w:r>
+        <w:rPr>
+          <w:sz w:val="21"/>
+        </w:rPr>
+        <w:t xml:space="preserve">Máy ảnh: quay bằng ARRI Alexa, ống kính rộng 24mm, nét sâu toàn khung, góc hơi cao.</w:t>
+      </w:r>
+    </w:p>
+    <w:p>
+      <w:pPr>
+        <w:spacing w:before="0" w:after="0"/>
+        <w:shd w:val="clear" w:color="auto" w:fill="ECFDF5"/>
+        <w:ind w:left="200" w:right="200"/>
+      </w:pPr>
+      <w:r>
+        <w:rPr>
+          <w:sz w:val="21"/>
+        </w:rPr>
+        <w:t xml:space="preserve">Màu sắc: xanh lá đậm và vàng ấm, chỉnh màu điện ảnh xanh ngọc – cam.</w:t>
+      </w:r>
+    </w:p>
+    <w:p>
+      <w:pPr>
+        <w:spacing w:before="0" w:after="0"/>
+        <w:shd w:val="clear" w:color="auto" w:fill="ECFDF5"/>
+        <w:ind w:left="200" w:right="200"/>
+      </w:pPr>
+      <w:r>
+        <w:rPr>
+          <w:sz w:val="21"/>
+        </w:rPr>
+        <w:t xml:space="preserve">Phong cách: nhiếp ảnh National Geographic, siêu chi tiết, 8K, chiều sâu không khí.</w:t>
+      </w:r>
+    </w:p>
+    <w:p>
+      <w:pPr>
+        <w:spacing w:before="0" w:after="0"/>
+        <w:shd w:val="clear" w:color="auto" w:fill="ECFDF5"/>
+        <w:ind w:left="200" w:right="200"/>
+      </w:pPr>
+      <w:r>
+        <w:rPr>
           <w:sz w:val="21"/>
         </w:rPr>
         <w:t xml:space="preserve">--ar 16:9</w:t>
@@ -417,6 +625,19 @@
     </w:p>
     <w:p>
       <w:pPr>
+        <w:spacing w:before="0" w:after="40"/>
+      </w:pPr>
+      <w:r>
+        <w:rPr>
+          <w:b/>
+          <w:color w:val="6B7280"/>
+          <w:sz w:val="18"/>
+        </w:rPr>
+        <w:t xml:space="preserve">EN – Prompt gốc</w:t>
+      </w:r>
+    </w:p>
+    <w:p>
+      <w:pPr>
         <w:spacing w:before="0" w:after="0"/>
         <w:shd w:val="clear" w:color="auto" w:fill="F3F4F6"/>
         <w:ind w:left="200" w:right="200"/>
@@ -494,6 +715,97 @@
       <w:r>
         <w:rPr>
           <w:rFonts w:ascii="Consolas" w:hAnsi="Consolas" w:cs="Consolas"/>
+          <w:sz w:val="21"/>
+        </w:rPr>
+        <w:t xml:space="preserve">--ar [tỉ lệ: 1:1]</w:t>
+      </w:r>
+    </w:p>
+    <w:p>
+      <w:pPr>
+        <w:spacing w:before="120" w:after="40"/>
+      </w:pPr>
+      <w:r>
+        <w:rPr>
+          <w:b/>
+          <w:color w:val="047857"/>
+          <w:sz w:val="18"/>
+        </w:rPr>
+        <w:t xml:space="preserve">VI – Bản dịch tiếng Việt</w:t>
+      </w:r>
+    </w:p>
+    <w:p>
+      <w:pPr>
+        <w:spacing w:before="0" w:after="0"/>
+        <w:shd w:val="clear" w:color="auto" w:fill="ECFDF5"/>
+        <w:ind w:left="200" w:right="200"/>
+      </w:pPr>
+      <w:r>
+        <w:rPr>
+          <w:sz w:val="21"/>
+        </w:rPr>
+        <w:t xml:space="preserve">Ảnh sản phẩm chụp studio chuyên nghiệp của [tên sản phẩm: một chai serum trà xanh cao cấp bằng thủy tinh] đặt trên [bề mặt: bệ đá cẩm thạch trắng mịn], xung quanh có [đạo cụ: lá trà xanh tươi và giọt nước].</w:t>
+      </w:r>
+    </w:p>
+    <w:p>
+      <w:pPr>
+        <w:spacing w:before="0" w:after="0"/>
+        <w:shd w:val="clear" w:color="auto" w:fill="ECFDF5"/>
+        <w:ind w:left="200" w:right="200"/>
+      </w:pPr>
+      <w:r>
+        <w:rPr>
+          <w:sz w:val="21"/>
+        </w:rPr>
+        <w:t xml:space="preserve">Nền: dải màu chuyển liền mạch [màu nền: xanh xô thơm nhạt].</w:t>
+      </w:r>
+    </w:p>
+    <w:p>
+      <w:pPr>
+        <w:spacing w:before="0" w:after="0"/>
+        <w:shd w:val="clear" w:color="auto" w:fill="ECFDF5"/>
+        <w:ind w:left="200" w:right="200"/>
+      </w:pPr>
+      <w:r>
+        <w:rPr>
+          <w:sz w:val="21"/>
+        </w:rPr>
+        <w:t xml:space="preserve">Ánh sáng: đèn softbox lớn chiếu chính từ trên bên trái, phản chiếu nhẹ trên thủy tinh, điểm sáng sắc nét, bóng mềm dưới sản phẩm.</w:t>
+      </w:r>
+    </w:p>
+    <w:p>
+      <w:pPr>
+        <w:spacing w:before="0" w:after="0"/>
+        <w:shd w:val="clear" w:color="auto" w:fill="ECFDF5"/>
+        <w:ind w:left="200" w:right="200"/>
+      </w:pPr>
+      <w:r>
+        <w:rPr>
+          <w:sz w:val="21"/>
+        </w:rPr>
+        <w:t xml:space="preserve">Máy ảnh: ống macro 100mm, f/8, góc chéo 3/4 phía trước, sản phẩm ở chính giữa và nét hoàn toàn.</w:t>
+      </w:r>
+    </w:p>
+    <w:p>
+      <w:pPr>
+        <w:spacing w:before="0" w:after="0"/>
+        <w:shd w:val="clear" w:color="auto" w:fill="ECFDF5"/>
+        <w:ind w:left="200" w:right="200"/>
+      </w:pPr>
+      <w:r>
+        <w:rPr>
+          <w:sz w:val="21"/>
+        </w:rPr>
+        <w:t xml:space="preserve">Phong cách: quảng cáo thương mại cao cấp, sạch sẽ, tối giản, thẩm mỹ thương hiệu mỹ phẩm sang trọng.</w:t>
+      </w:r>
+    </w:p>
+    <w:p>
+      <w:pPr>
+        <w:spacing w:before="0" w:after="0"/>
+        <w:shd w:val="clear" w:color="auto" w:fill="ECFDF5"/>
+        <w:ind w:left="200" w:right="200"/>
+      </w:pPr>
+      <w:r>
+        <w:rPr>
           <w:sz w:val="21"/>
         </w:rPr>
         <w:t xml:space="preserve">--ar [tỉ lệ: 1:1]</w:t>
@@ -514,6 +826,19 @@
     </w:p>
     <w:p>
       <w:pPr>
+        <w:spacing w:before="0" w:after="40"/>
+      </w:pPr>
+      <w:r>
+        <w:rPr>
+          <w:b/>
+          <w:color w:val="6B7280"/>
+          <w:sz w:val="18"/>
+        </w:rPr>
+        <w:t xml:space="preserve">EN – Prompt gốc</w:t>
+      </w:r>
+    </w:p>
+    <w:p>
+      <w:pPr>
         <w:spacing w:before="0" w:after="0"/>
         <w:shd w:val="clear" w:color="auto" w:fill="F3F4F6"/>
         <w:ind w:left="200" w:right="200"/>
@@ -577,6 +902,84 @@
       <w:r>
         <w:rPr>
           <w:rFonts w:ascii="Consolas" w:hAnsi="Consolas" w:cs="Consolas"/>
+          <w:sz w:val="21"/>
+        </w:rPr>
+        <w:t xml:space="preserve">--ar [tỉ lệ: 9:16]</w:t>
+      </w:r>
+    </w:p>
+    <w:p>
+      <w:pPr>
+        <w:spacing w:before="120" w:after="40"/>
+      </w:pPr>
+      <w:r>
+        <w:rPr>
+          <w:b/>
+          <w:color w:val="047857"/>
+          <w:sz w:val="18"/>
+        </w:rPr>
+        <w:t xml:space="preserve">VI – Bản dịch tiếng Việt</w:t>
+      </w:r>
+    </w:p>
+    <w:p>
+      <w:pPr>
+        <w:spacing w:before="0" w:after="0"/>
+        <w:shd w:val="clear" w:color="auto" w:fill="ECFDF5"/>
+        <w:ind w:left="200" w:right="200"/>
+      </w:pPr>
+      <w:r>
+        <w:rPr>
+          <w:sz w:val="21"/>
+        </w:rPr>
+        <w:t xml:space="preserve">Ảnh minh họa nhân vật hoạt hình 3D phong cách Pixar / Disney: [nhân vật: một cậu bé Việt Nam vui vẻ quàng khăn đỏ] [hành động: cầm chiếc đèn lồng giấy phát sáng], đứng trong [bối cảnh: một con phố Hội An rực rỡ đèn lồng về đêm].</w:t>
+      </w:r>
+    </w:p>
+    <w:p>
+      <w:pPr>
+        <w:spacing w:before="0" w:after="0"/>
+        <w:shd w:val="clear" w:color="auto" w:fill="ECFDF5"/>
+        <w:ind w:left="200" w:right="200"/>
+      </w:pPr>
+      <w:r>
+        <w:rPr>
+          <w:sz w:val="21"/>
+        </w:rPr>
+        <w:t xml:space="preserve">Mắt to biểu cảm, khối hình tròn mềm mại, nét mặt ấm áp thân thiện.</w:t>
+      </w:r>
+    </w:p>
+    <w:p>
+      <w:pPr>
+        <w:spacing w:before="0" w:after="0"/>
+        <w:shd w:val="clear" w:color="auto" w:fill="ECFDF5"/>
+        <w:ind w:left="200" w:right="200"/>
+      </w:pPr>
+      <w:r>
+        <w:rPr>
+          <w:sz w:val="21"/>
+        </w:rPr>
+        <w:t xml:space="preserve">Ánh sáng: ánh đèn lồng ấm, chiếu sáng toàn cục mềm, đốm sáng bokeh nhẹ ở hậu cảnh.</w:t>
+      </w:r>
+    </w:p>
+    <w:p>
+      <w:pPr>
+        <w:spacing w:before="0" w:after="0"/>
+        <w:shd w:val="clear" w:color="auto" w:fill="ECFDF5"/>
+        <w:ind w:left="200" w:right="200"/>
+      </w:pPr>
+      <w:r>
+        <w:rPr>
+          <w:sz w:val="21"/>
+        </w:rPr>
+        <w:t xml:space="preserve">Kết xuất: render 3D chất lượng cao, hiệu ứng tán xạ dưới da, màu sắc rực rỡ mà hài hòa, kết cấu siêu chi tiết.</w:t>
+      </w:r>
+    </w:p>
+    <w:p>
+      <w:pPr>
+        <w:spacing w:before="0" w:after="0"/>
+        <w:shd w:val="clear" w:color="auto" w:fill="ECFDF5"/>
+        <w:ind w:left="200" w:right="200"/>
+      </w:pPr>
+      <w:r>
+        <w:rPr>
           <w:sz w:val="21"/>
         </w:rPr>
         <w:t xml:space="preserve">--ar [tỉ lệ: 9:16]</w:t>
@@ -597,6 +1000,19 @@
     </w:p>
     <w:p>
       <w:pPr>
+        <w:spacing w:before="0" w:after="40"/>
+      </w:pPr>
+      <w:r>
+        <w:rPr>
+          <w:b/>
+          <w:color w:val="6B7280"/>
+          <w:sz w:val="18"/>
+        </w:rPr>
+        <w:t xml:space="preserve">EN – Prompt gốc</w:t>
+      </w:r>
+    </w:p>
+    <w:p>
+      <w:pPr>
         <w:spacing w:before="0" w:after="0"/>
         <w:shd w:val="clear" w:color="auto" w:fill="F3F4F6"/>
         <w:ind w:left="200" w:right="200"/>
@@ -663,6 +1079,84 @@
           <w:sz w:val="21"/>
         </w:rPr>
         <w:t xml:space="preserve">--ar 16:9 --no text, letters, watermark</w:t>
+      </w:r>
+    </w:p>
+    <w:p>
+      <w:pPr>
+        <w:spacing w:before="120" w:after="40"/>
+      </w:pPr>
+      <w:r>
+        <w:rPr>
+          <w:b/>
+          <w:color w:val="047857"/>
+          <w:sz w:val="18"/>
+        </w:rPr>
+        <w:t xml:space="preserve">VI – Bản dịch tiếng Việt</w:t>
+      </w:r>
+    </w:p>
+    <w:p>
+      <w:pPr>
+        <w:spacing w:before="0" w:after="0"/>
+        <w:shd w:val="clear" w:color="auto" w:fill="ECFDF5"/>
+        <w:ind w:left="200" w:right="200"/>
+      </w:pPr>
+      <w:r>
+        <w:rPr>
+          <w:sz w:val="21"/>
+        </w:rPr>
+        <w:t xml:space="preserve">Ảnh nền sạch cho thumbnail video: [chủ đề: góc làm việc hiện đại tối giản với laptop và tách cà phê], bố cục ở phía [vị trí: bên phải] khung hình, chừa khoảng trống lớn ở phía [vị trí trống: bên trái] để chèn chữ.</w:t>
+      </w:r>
+    </w:p>
+    <w:p>
+      <w:pPr>
+        <w:spacing w:before="0" w:after="0"/>
+        <w:shd w:val="clear" w:color="auto" w:fill="ECFDF5"/>
+        <w:ind w:left="200" w:right="200"/>
+      </w:pPr>
+      <w:r>
+        <w:rPr>
+          <w:sz w:val="21"/>
+        </w:rPr>
+        <w:t xml:space="preserve">Bảng màu: [bảng màu: be nhạt, trắng và xanh dương dịu].</w:t>
+      </w:r>
+    </w:p>
+    <w:p>
+      <w:pPr>
+        <w:spacing w:before="0" w:after="0"/>
+        <w:shd w:val="clear" w:color="auto" w:fill="ECFDF5"/>
+        <w:ind w:left="200" w:right="200"/>
+      </w:pPr>
+      <w:r>
+        <w:rPr>
+          <w:sz w:val="21"/>
+        </w:rPr>
+        <w:t xml:space="preserve">Ánh sáng: ánh sáng ban ngày mềm và sáng, không khí thoáng đãng, độ tương phản thấp.</w:t>
+      </w:r>
+    </w:p>
+    <w:p>
+      <w:pPr>
+        <w:spacing w:before="0" w:after="0"/>
+        <w:shd w:val="clear" w:color="auto" w:fill="ECFDF5"/>
+        <w:ind w:left="200" w:right="200"/>
+      </w:pPr>
+      <w:r>
+        <w:rPr>
+          <w:sz w:val="21"/>
+        </w:rPr>
+        <w:t xml:space="preserve">Phong cách: tối giản, cao cấp, chuyên nghiệp, ảnh chụp thật.</w:t>
+      </w:r>
+    </w:p>
+    <w:p>
+      <w:pPr>
+        <w:spacing w:before="0" w:after="0"/>
+        <w:shd w:val="clear" w:color="auto" w:fill="ECFDF5"/>
+        <w:ind w:left="200" w:right="200"/>
+      </w:pPr>
+      <w:r>
+        <w:rPr>
+          <w:sz w:val="21"/>
+        </w:rPr>
+        <w:t xml:space="preserve">--ar 16:9 --no chữ, ký tự, watermark</w:t>
       </w:r>
     </w:p>
     <w:p>
@@ -680,6 +1174,19 @@
     </w:p>
     <w:p>
       <w:pPr>
+        <w:spacing w:before="0" w:after="40"/>
+      </w:pPr>
+      <w:r>
+        <w:rPr>
+          <w:b/>
+          <w:color w:val="6B7280"/>
+          <w:sz w:val="18"/>
+        </w:rPr>
+        <w:t xml:space="preserve">EN – Prompt gốc</w:t>
+      </w:r>
+    </w:p>
+    <w:p>
+      <w:pPr>
         <w:spacing w:before="0" w:after="0"/>
         <w:shd w:val="clear" w:color="auto" w:fill="F3F4F6"/>
         <w:ind w:left="200" w:right="200"/>
@@ -746,6 +1253,84 @@
           <w:sz w:val="21"/>
         </w:rPr>
         <w:t xml:space="preserve">Aspect ratio 16:9.</w:t>
+      </w:r>
+    </w:p>
+    <w:p>
+      <w:pPr>
+        <w:spacing w:before="120" w:after="40"/>
+      </w:pPr>
+      <w:r>
+        <w:rPr>
+          <w:b/>
+          <w:color w:val="047857"/>
+          <w:sz w:val="18"/>
+        </w:rPr>
+        <w:t xml:space="preserve">VI – Bản dịch tiếng Việt</w:t>
+      </w:r>
+    </w:p>
+    <w:p>
+      <w:pPr>
+        <w:spacing w:before="0" w:after="0"/>
+        <w:shd w:val="clear" w:color="auto" w:fill="ECFDF5"/>
+        <w:ind w:left="200" w:right="200"/>
+      </w:pPr>
+      <w:r>
+        <w:rPr>
+          <w:sz w:val="21"/>
+        </w:rPr>
+        <w:t xml:space="preserve">Thiết kế thumbnail YouTube nổi bật với dòng tiêu đề lớn "[tiêu đề ngắn, tối đa 5 chữ]" dùng [kiểu chữ: phông không chân dày màu trắng viền đen], đặt ở góc trên bên trái.</w:t>
+      </w:r>
+    </w:p>
+    <w:p>
+      <w:pPr>
+        <w:spacing w:before="0" w:after="0"/>
+        <w:shd w:val="clear" w:color="auto" w:fill="ECFDF5"/>
+        <w:ind w:left="200" w:right="200"/>
+      </w:pPr>
+      <w:r>
+        <w:rPr>
+          <w:sz w:val="21"/>
+        </w:rPr>
+        <w:t xml:space="preserve">Bên phải: [chủ thể: một chàng trai ngạc nhiên đang chỉ tay vào dòng chữ], biểu cảm đầy năng lượng.</w:t>
+      </w:r>
+    </w:p>
+    <w:p>
+      <w:pPr>
+        <w:spacing w:before="0" w:after="0"/>
+        <w:shd w:val="clear" w:color="auto" w:fill="ECFDF5"/>
+        <w:ind w:left="200" w:right="200"/>
+      </w:pPr>
+      <w:r>
+        <w:rPr>
+          <w:sz w:val="21"/>
+        </w:rPr>
+        <w:t xml:space="preserve">Nền: [nền: dải màu rực rỡ từ tím sang cam với các vệt sáng].</w:t>
+      </w:r>
+    </w:p>
+    <w:p>
+      <w:pPr>
+        <w:spacing w:before="0" w:after="0"/>
+        <w:shd w:val="clear" w:color="auto" w:fill="ECFDF5"/>
+        <w:ind w:left="200" w:right="200"/>
+      </w:pPr>
+      <w:r>
+        <w:rPr>
+          <w:sz w:val="21"/>
+        </w:rPr>
+        <w:t xml:space="preserve">Phong cách: tương phản cao, bắt mắt, bố cục gọn gàng, thumbnail YouTube chuyên nghiệp.</w:t>
+      </w:r>
+    </w:p>
+    <w:p>
+      <w:pPr>
+        <w:spacing w:before="0" w:after="0"/>
+        <w:shd w:val="clear" w:color="auto" w:fill="ECFDF5"/>
+        <w:ind w:left="200" w:right="200"/>
+      </w:pPr>
+      <w:r>
+        <w:rPr>
+          <w:sz w:val="21"/>
+        </w:rPr>
+        <w:t xml:space="preserve">Tỉ lệ khung hình 16:9.</w:t>
       </w:r>
     </w:p>
     <w:p>
@@ -763,6 +1348,19 @@
     </w:p>
     <w:p>
       <w:pPr>
+        <w:spacing w:before="0" w:after="40"/>
+      </w:pPr>
+      <w:r>
+        <w:rPr>
+          <w:b/>
+          <w:color w:val="6B7280"/>
+          <w:sz w:val="18"/>
+        </w:rPr>
+        <w:t xml:space="preserve">EN – Prompt gốc</w:t>
+      </w:r>
+    </w:p>
+    <w:p>
+      <w:pPr>
         <w:spacing w:before="0" w:after="0"/>
         <w:shd w:val="clear" w:color="auto" w:fill="F3F4F6"/>
         <w:ind w:left="200" w:right="200"/>
@@ -812,6 +1410,71 @@
       <w:r>
         <w:rPr>
           <w:rFonts w:ascii="Consolas" w:hAnsi="Consolas" w:cs="Consolas"/>
+          <w:sz w:val="21"/>
+        </w:rPr>
+        <w:t xml:space="preserve">--ar [tỉ lệ: 16:9] --niji 6</w:t>
+      </w:r>
+    </w:p>
+    <w:p>
+      <w:pPr>
+        <w:spacing w:before="120" w:after="40"/>
+      </w:pPr>
+      <w:r>
+        <w:rPr>
+          <w:b/>
+          <w:color w:val="047857"/>
+          <w:sz w:val="18"/>
+        </w:rPr>
+        <w:t xml:space="preserve">VI – Bản dịch tiếng Việt</w:t>
+      </w:r>
+    </w:p>
+    <w:p>
+      <w:pPr>
+        <w:spacing w:before="0" w:after="0"/>
+        <w:shd w:val="clear" w:color="auto" w:fill="ECFDF5"/>
+        <w:ind w:left="200" w:right="200"/>
+      </w:pPr>
+      <w:r>
+        <w:rPr>
+          <w:sz w:val="21"/>
+        </w:rPr>
+        <w:t xml:space="preserve">Tranh minh họa phong cách anime, [nhân vật: một cô gái tóc bạc dài mặc đồng phục học sinh], [hành động: đứng trên sân thượng nhìn ra thành phố], [bối cảnh: đường chân trời thành phố kiểu Tokyo lúc chạng vạng với mây hồng và tím].</w:t>
+      </w:r>
+    </w:p>
+    <w:p>
+      <w:pPr>
+        <w:spacing w:before="0" w:after="0"/>
+        <w:shd w:val="clear" w:color="auto" w:fill="ECFDF5"/>
+        <w:ind w:left="200" w:right="200"/>
+      </w:pPr>
+      <w:r>
+        <w:rPr>
+          <w:sz w:val="21"/>
+        </w:rPr>
+        <w:t xml:space="preserve">Phong cách: lấy cảm hứng từ Makoto Shinkai, hậu cảnh rất chi tiết, bầu trời rực sáng, ánh sáng điện ảnh, lóe sáng ống kính nhẹ.</w:t>
+      </w:r>
+    </w:p>
+    <w:p>
+      <w:pPr>
+        <w:spacing w:before="0" w:after="0"/>
+        <w:shd w:val="clear" w:color="auto" w:fill="ECFDF5"/>
+        <w:ind w:left="200" w:right="200"/>
+      </w:pPr>
+      <w:r>
+        <w:rPr>
+          <w:sz w:val="21"/>
+        </w:rPr>
+        <w:t xml:space="preserve">Cảm xúc: [cảm xúc: hoài niệm và đầy hy vọng].</w:t>
+      </w:r>
+    </w:p>
+    <w:p>
+      <w:pPr>
+        <w:spacing w:before="0" w:after="0"/>
+        <w:shd w:val="clear" w:color="auto" w:fill="ECFDF5"/>
+        <w:ind w:left="200" w:right="200"/>
+      </w:pPr>
+      <w:r>
+        <w:rPr>
           <w:sz w:val="21"/>
         </w:rPr>
         <w:t xml:space="preserve">--ar [tỉ lệ: 16:9] --niji 6</w:t>
@@ -832,6 +1495,19 @@
     </w:p>
     <w:p>
       <w:pPr>
+        <w:spacing w:before="0" w:after="40"/>
+      </w:pPr>
+      <w:r>
+        <w:rPr>
+          <w:b/>
+          <w:color w:val="6B7280"/>
+          <w:sz w:val="18"/>
+        </w:rPr>
+        <w:t xml:space="preserve">EN – Prompt gốc</w:t>
+      </w:r>
+    </w:p>
+    <w:p>
+      <w:pPr>
         <w:spacing w:before="0" w:after="0"/>
         <w:shd w:val="clear" w:color="auto" w:fill="F3F4F6"/>
         <w:ind w:left="200" w:right="200"/>
@@ -940,6 +1616,123 @@
           <w:sz w:val="21"/>
         </w:rPr>
         <w:t xml:space="preserve">--ar [tỉ lệ] --no [những thứ không muốn xuất hiện: text, watermark, extra fingers]</w:t>
+      </w:r>
+    </w:p>
+    <w:p>
+      <w:pPr>
+        <w:spacing w:before="120" w:after="40"/>
+      </w:pPr>
+      <w:r>
+        <w:rPr>
+          <w:b/>
+          <w:color w:val="047857"/>
+          <w:sz w:val="18"/>
+        </w:rPr>
+        <w:t xml:space="preserve">VI – Bản dịch tiếng Việt</w:t>
+      </w:r>
+    </w:p>
+    <w:p>
+      <w:pPr>
+        <w:spacing w:before="0" w:after="0"/>
+        <w:shd w:val="clear" w:color="auto" w:fill="ECFDF5"/>
+        <w:ind w:left="200" w:right="200"/>
+      </w:pPr>
+      <w:r>
+        <w:rPr>
+          <w:sz w:val="21"/>
+        </w:rPr>
+        <w:t xml:space="preserve">[Chủ thể chính + đặc điểm nhận dạng], [hành động / tư thế], [trang phục / chất liệu].</w:t>
+      </w:r>
+    </w:p>
+    <w:p>
+      <w:pPr>
+        <w:spacing w:before="0" w:after="0"/>
+        <w:shd w:val="clear" w:color="auto" w:fill="ECFDF5"/>
+        <w:ind w:left="200" w:right="200"/>
+      </w:pPr>
+      <w:r>
+        <w:rPr>
+          <w:sz w:val="21"/>
+        </w:rPr>
+        <w:t xml:space="preserve">Bối cảnh: [bối cảnh + thời gian trong ngày + thời tiết].</w:t>
+      </w:r>
+    </w:p>
+    <w:p>
+      <w:pPr>
+        <w:spacing w:before="0" w:after="0"/>
+        <w:shd w:val="clear" w:color="auto" w:fill="ECFDF5"/>
+        <w:ind w:left="200" w:right="200"/>
+      </w:pPr>
+      <w:r>
+        <w:rPr>
+          <w:sz w:val="21"/>
+        </w:rPr>
+        <w:t xml:space="preserve">Ánh sáng: [kiểu ánh sáng: ánh sáng ban ngày mềm / neon / giờ vàng / softbox studio].</w:t>
+      </w:r>
+    </w:p>
+    <w:p>
+      <w:pPr>
+        <w:spacing w:before="0" w:after="0"/>
+        <w:shd w:val="clear" w:color="auto" w:fill="ECFDF5"/>
+        <w:ind w:left="200" w:right="200"/>
+      </w:pPr>
+      <w:r>
+        <w:rPr>
+          <w:sz w:val="21"/>
+        </w:rPr>
+        <w:t xml:space="preserve">Máy ảnh: [góc máy: ngang tầm mắt / góc thấp / từ trên xuống], [ống kính: 24mm / 50mm / 85mm], [độ sâu: xóa phông].</w:t>
+      </w:r>
+    </w:p>
+    <w:p>
+      <w:pPr>
+        <w:spacing w:before="0" w:after="0"/>
+        <w:shd w:val="clear" w:color="auto" w:fill="ECFDF5"/>
+        <w:ind w:left="200" w:right="200"/>
+      </w:pPr>
+      <w:r>
+        <w:rPr>
+          <w:sz w:val="21"/>
+        </w:rPr>
+        <w:t xml:space="preserve">Phong cách: [phong cách: ảnh thật / điện ảnh / 3D Pixar / anime / màu nước].</w:t>
+      </w:r>
+    </w:p>
+    <w:p>
+      <w:pPr>
+        <w:spacing w:before="0" w:after="0"/>
+        <w:shd w:val="clear" w:color="auto" w:fill="ECFDF5"/>
+        <w:ind w:left="200" w:right="200"/>
+      </w:pPr>
+      <w:r>
+        <w:rPr>
+          <w:sz w:val="21"/>
+        </w:rPr>
+        <w:t xml:space="preserve">Màu sắc: [tông màu chủ đạo].</w:t>
+      </w:r>
+    </w:p>
+    <w:p>
+      <w:pPr>
+        <w:spacing w:before="0" w:after="0"/>
+        <w:shd w:val="clear" w:color="auto" w:fill="ECFDF5"/>
+        <w:ind w:left="200" w:right="200"/>
+      </w:pPr>
+      <w:r>
+        <w:rPr>
+          <w:sz w:val="21"/>
+        </w:rPr>
+        <w:t xml:space="preserve">Chất lượng: siêu chi tiết, nét căng, độ phân giải cao.</w:t>
+      </w:r>
+    </w:p>
+    <w:p>
+      <w:pPr>
+        <w:spacing w:before="0" w:after="0"/>
+        <w:shd w:val="clear" w:color="auto" w:fill="ECFDF5"/>
+        <w:ind w:left="200" w:right="200"/>
+      </w:pPr>
+      <w:r>
+        <w:rPr>
+          <w:sz w:val="21"/>
+        </w:rPr>
+        <w:t xml:space="preserve">--ar [tỉ lệ] --no [những thứ không muốn xuất hiện: chữ, watermark, thừa ngón tay]</w:t>
       </w:r>
     </w:p>
     <w:sectPr>
